--- a/Received/four/4, hrhg.docx
+++ b/Received/four/4, hrhg.docx
@@ -273,27 +273,7 @@
           <w:sz w:val="24"/>
           <w:szCs w:val="24"/>
         </w:rPr>
-        <w:t xml:space="preserve">Ratnanagar-7, </w:t>
-      </w:r>
-      <w:proofErr w:type="spellStart"/>
-      <w:r>
-        <w:rPr>
-          <w:rFonts w:ascii="Times New Roman" w:hAnsi="Times New Roman" w:cs="Times New Roman"/>
-          <w:b/>
-          <w:sz w:val="24"/>
-          <w:szCs w:val="24"/>
-        </w:rPr>
-        <w:t>Sauraha</w:t>
-      </w:r>
-      <w:proofErr w:type="spellEnd"/>
-      <w:r>
-        <w:rPr>
-          <w:rFonts w:ascii="Times New Roman" w:hAnsi="Times New Roman" w:cs="Times New Roman"/>
-          <w:b/>
-          <w:sz w:val="24"/>
-          <w:szCs w:val="24"/>
-        </w:rPr>
-        <w:t>, Chitwan</w:t>
+        <w:t>Ratnanagar-7, Sauraha, Chitwan</w:t>
       </w:r>
     </w:p>
     <w:p>
@@ -1095,7 +1075,67 @@
           <w:sz w:val="28"/>
           <w:szCs w:val="28"/>
         </w:rPr>
-        <w:t xml:space="preserve"> Write Very Short Answer</w:t>
+        <w:t xml:space="preserve"> Write </w:t>
+      </w:r>
+      <w:r>
+        <w:rPr>
+          <w:rFonts w:ascii="Times New Roman" w:hAnsi="Times New Roman" w:cs="Times New Roman"/>
+          <w:b/>
+          <w:bCs/>
+          <w:sz w:val="28"/>
+          <w:szCs w:val="28"/>
+        </w:rPr>
+        <w:t>v</w:t>
+      </w:r>
+      <w:r>
+        <w:rPr>
+          <w:rFonts w:ascii="Times New Roman" w:hAnsi="Times New Roman" w:cs="Times New Roman"/>
+          <w:b/>
+          <w:bCs/>
+          <w:sz w:val="28"/>
+          <w:szCs w:val="28"/>
+        </w:rPr>
+        <w:t xml:space="preserve">ery </w:t>
+      </w:r>
+      <w:r>
+        <w:rPr>
+          <w:rFonts w:ascii="Times New Roman" w:hAnsi="Times New Roman" w:cs="Times New Roman"/>
+          <w:b/>
+          <w:bCs/>
+          <w:sz w:val="28"/>
+          <w:szCs w:val="28"/>
+        </w:rPr>
+        <w:t>s</w:t>
+      </w:r>
+      <w:r>
+        <w:rPr>
+          <w:rFonts w:ascii="Times New Roman" w:hAnsi="Times New Roman" w:cs="Times New Roman"/>
+          <w:b/>
+          <w:bCs/>
+          <w:sz w:val="28"/>
+          <w:szCs w:val="28"/>
+        </w:rPr>
+        <w:t xml:space="preserve">hort </w:t>
+      </w:r>
+      <w:r>
+        <w:rPr>
+          <w:rFonts w:ascii="Times New Roman" w:hAnsi="Times New Roman" w:cs="Times New Roman"/>
+          <w:b/>
+          <w:bCs/>
+          <w:sz w:val="28"/>
+          <w:szCs w:val="28"/>
+        </w:rPr>
+        <w:t>a</w:t>
+      </w:r>
+      <w:r>
+        <w:rPr>
+          <w:rFonts w:ascii="Times New Roman" w:hAnsi="Times New Roman" w:cs="Times New Roman"/>
+          <w:b/>
+          <w:bCs/>
+          <w:sz w:val="28"/>
+          <w:szCs w:val="28"/>
+        </w:rPr>
+        <w:t>nswer</w:t>
       </w:r>
       <w:r>
         <w:rPr>
@@ -1439,7 +1479,67 @@
           <w:sz w:val="28"/>
           <w:szCs w:val="28"/>
         </w:rPr>
-        <w:t>2: Write Short Answer</w:t>
+        <w:t>2</w:t>
+      </w:r>
+      <w:r>
+        <w:rPr>
+          <w:rFonts w:ascii="Times New Roman" w:hAnsi="Times New Roman" w:cs="Times New Roman"/>
+          <w:b/>
+          <w:bCs/>
+          <w:sz w:val="28"/>
+          <w:szCs w:val="28"/>
+        </w:rPr>
+        <w:t>.</w:t>
+      </w:r>
+      <w:r>
+        <w:rPr>
+          <w:rFonts w:ascii="Times New Roman" w:hAnsi="Times New Roman" w:cs="Times New Roman"/>
+          <w:b/>
+          <w:bCs/>
+          <w:sz w:val="28"/>
+          <w:szCs w:val="28"/>
+        </w:rPr>
+        <w:t xml:space="preserve"> Write </w:t>
+      </w:r>
+      <w:r>
+        <w:rPr>
+          <w:rFonts w:ascii="Times New Roman" w:hAnsi="Times New Roman" w:cs="Times New Roman"/>
+          <w:b/>
+          <w:bCs/>
+          <w:sz w:val="28"/>
+          <w:szCs w:val="28"/>
+        </w:rPr>
+        <w:t>s</w:t>
+      </w:r>
+      <w:r>
+        <w:rPr>
+          <w:rFonts w:ascii="Times New Roman" w:hAnsi="Times New Roman" w:cs="Times New Roman"/>
+          <w:b/>
+          <w:bCs/>
+          <w:sz w:val="28"/>
+          <w:szCs w:val="28"/>
+        </w:rPr>
+        <w:t xml:space="preserve">hort </w:t>
+      </w:r>
+      <w:r>
+        <w:rPr>
+          <w:rFonts w:ascii="Times New Roman" w:hAnsi="Times New Roman" w:cs="Times New Roman"/>
+          <w:b/>
+          <w:bCs/>
+          <w:sz w:val="28"/>
+          <w:szCs w:val="28"/>
+        </w:rPr>
+        <w:t>a</w:t>
+      </w:r>
+      <w:r>
+        <w:rPr>
+          <w:rFonts w:ascii="Times New Roman" w:hAnsi="Times New Roman" w:cs="Times New Roman"/>
+          <w:b/>
+          <w:bCs/>
+          <w:sz w:val="28"/>
+          <w:szCs w:val="28"/>
+        </w:rPr>
+        <w:t>nswer</w:t>
       </w:r>
       <w:r>
         <w:rPr>
@@ -2088,7 +2188,47 @@
           <w:sz w:val="28"/>
           <w:szCs w:val="28"/>
         </w:rPr>
-        <w:t>3: Write Long Answers</w:t>
+        <w:t xml:space="preserve">3: Write </w:t>
+      </w:r>
+      <w:r>
+        <w:rPr>
+          <w:rFonts w:ascii="Times New Roman" w:hAnsi="Times New Roman" w:cs="Times New Roman"/>
+          <w:b/>
+          <w:bCs/>
+          <w:sz w:val="28"/>
+          <w:szCs w:val="28"/>
+        </w:rPr>
+        <w:t>l</w:t>
+      </w:r>
+      <w:r>
+        <w:rPr>
+          <w:rFonts w:ascii="Times New Roman" w:hAnsi="Times New Roman" w:cs="Times New Roman"/>
+          <w:b/>
+          <w:bCs/>
+          <w:sz w:val="28"/>
+          <w:szCs w:val="28"/>
+        </w:rPr>
+        <w:t xml:space="preserve">ong </w:t>
+      </w:r>
+      <w:r>
+        <w:rPr>
+          <w:rFonts w:ascii="Times New Roman" w:hAnsi="Times New Roman" w:cs="Times New Roman"/>
+          <w:b/>
+          <w:bCs/>
+          <w:sz w:val="28"/>
+          <w:szCs w:val="28"/>
+        </w:rPr>
+        <w:t>a</w:t>
+      </w:r>
+      <w:r>
+        <w:rPr>
+          <w:rFonts w:ascii="Times New Roman" w:hAnsi="Times New Roman" w:cs="Times New Roman"/>
+          <w:b/>
+          <w:bCs/>
+          <w:sz w:val="28"/>
+          <w:szCs w:val="28"/>
+        </w:rPr>
+        <w:t>nswers</w:t>
       </w:r>
       <w:r>
         <w:rPr>
@@ -3256,6 +3396,10 @@
 </file>
 
 <file path=customXml/item1.xml><?xml version="1.0" encoding="utf-8"?>
+<b:Sources xmlns:b="http://schemas.openxmlformats.org/officeDocument/2006/bibliography" xmlns="http://schemas.openxmlformats.org/officeDocument/2006/bibliography" SelectedStyle="\APASixthEditionOfficeOnline.xsl" StyleName="APA" Version="6"/>
+</file>
+
+<file path=customXml/item2.xml><?xml version="1.0" encoding="utf-8"?>
 <s:customData xmlns="http://www.wps.cn/officeDocument/2013/wpsCustomData" xmlns:s="http://www.wps.cn/officeDocument/2013/wpsCustomData">
   <customSectProps/>
   <customShpExts>
@@ -3264,22 +3408,18 @@
 </s:customData>
 </file>
 
-<file path=customXml/item2.xml><?xml version="1.0" encoding="utf-8"?>
-<b:Sources xmlns:b="http://schemas.openxmlformats.org/officeDocument/2006/bibliography" xmlns="http://schemas.openxmlformats.org/officeDocument/2006/bibliography" SelectedStyle="\APASixthEditionOfficeOnline.xsl" StyleName="APA" Version="6"/>
+<file path=customXml/itemProps1.xml><?xml version="1.0" encoding="utf-8"?>
+<ds:datastoreItem xmlns:ds="http://schemas.openxmlformats.org/officeDocument/2006/customXml" ds:itemID="{254C1F5C-92AA-49FF-8754-9D704CCA9088}">
+  <ds:schemaRefs>
+    <ds:schemaRef ds:uri="http://schemas.openxmlformats.org/officeDocument/2006/bibliography"/>
+  </ds:schemaRefs>
+</ds:datastoreItem>
 </file>
 
-<file path=customXml/itemProps1.xml><?xml version="1.0" encoding="utf-8"?>
+<file path=customXml/itemProps2.xml><?xml version="1.0" encoding="utf-8"?>
 <ds:datastoreItem xmlns:ds="http://schemas.openxmlformats.org/officeDocument/2006/customXml" ds:itemID="{B1977F7D-205B-4081-913C-38D41E755F92}">
   <ds:schemaRefs>
     <ds:schemaRef ds:uri="http://www.wps.cn/officeDocument/2013/wpsCustomData"/>
   </ds:schemaRefs>
 </ds:datastoreItem>
-</file>
-
-<file path=customXml/itemProps2.xml><?xml version="1.0" encoding="utf-8"?>
-<ds:datastoreItem xmlns:ds="http://schemas.openxmlformats.org/officeDocument/2006/customXml" ds:itemID="{254C1F5C-92AA-49FF-8754-9D704CCA9088}">
-  <ds:schemaRefs>
-    <ds:schemaRef ds:uri="http://schemas.openxmlformats.org/officeDocument/2006/bibliography"/>
-  </ds:schemaRefs>
-</ds:datastoreItem>
 </file>